--- a/deliverables/Persian_SEO_Publication_Queue/EC-020-دفترچه-راهنمای-کنترلر-cnc/EC-020-دفترچه-راهنمای-کنترلر-cnc.docx
+++ b/deliverables/Persian_SEO_Publication_Queue/EC-020-دفترچه-راهنمای-کنترلر-cnc/EC-020-دفترچه-راهنمای-کنترلر-cnc.docx
@@ -682,7 +682,7 @@
         </w:rPr>
         <w:t xml:space="preserve">•  </w:t>
       </w:r>
-      <w:hyperlink w:history="1" r:id="rIdl2i99_wij4yfjq0l6-fyb">
+      <w:hyperlink w:history="1" r:id="rIdtrdfyzvewjnr2qi7xaoaa">
         <w:r>
           <w:rPr>
             <w:rStyle w:val="Hyperlink"/>
@@ -712,7 +712,7 @@
         </w:rPr>
         <w:t xml:space="preserve">•  </w:t>
       </w:r>
-      <w:hyperlink w:history="1" r:id="rIdcrwgkll-heeovdsaj5llf">
+      <w:hyperlink w:history="1" r:id="rIdpgnextmwohmm4wz5emlrb">
         <w:r>
           <w:rPr>
             <w:rStyle w:val="Hyperlink"/>
@@ -742,7 +742,7 @@
         </w:rPr>
         <w:t xml:space="preserve">•  </w:t>
       </w:r>
-      <w:hyperlink w:history="1" r:id="rIdux0ekomhygkrlbnkj9xx5">
+      <w:hyperlink w:history="1" r:id="rIdqzlaqkzg3cckklpexijjq">
         <w:r>
           <w:rPr>
             <w:rStyle w:val="Hyperlink"/>
@@ -772,7 +772,7 @@
         </w:rPr>
         <w:t xml:space="preserve">•  </w:t>
       </w:r>
-      <w:hyperlink w:history="1" r:id="rIdmrxqm4i9ec_ilnels-tpl">
+      <w:hyperlink w:history="1" r:id="rIdrlsb5cvw7p32h9eyssa0h">
         <w:r>
           <w:rPr>
             <w:rStyle w:val="Hyperlink"/>
@@ -802,7 +802,7 @@
         </w:rPr>
         <w:t xml:space="preserve">•  </w:t>
       </w:r>
-      <w:hyperlink w:history="1" r:id="rIdhj8efeociger5d45zyvp7">
+      <w:hyperlink w:history="1" r:id="rIdjug6f3c9bnnxvuhonxb2u">
         <w:r>
           <w:rPr>
             <w:rStyle w:val="Hyperlink"/>
@@ -852,7 +852,7 @@
         </w:rPr>
         <w:t xml:space="preserve">•  </w:t>
       </w:r>
-      <w:hyperlink w:history="1" r:id="rIda6jiyzv-cb-zcxqtcuu4n">
+      <w:hyperlink w:history="1" r:id="rIdpjpw5sar7iila4p6whcco">
         <w:r>
           <w:rPr>
             <w:rStyle w:val="Hyperlink"/>
@@ -882,7 +882,7 @@
         </w:rPr>
         <w:t xml:space="preserve">•  </w:t>
       </w:r>
-      <w:hyperlink w:history="1" r:id="rId3wrqz-q8rcmblbty3m--n">
+      <w:hyperlink w:history="1" r:id="rIdcx2dubzpnktzvmeb6qguz">
         <w:r>
           <w:rPr>
             <w:rStyle w:val="Hyperlink"/>
@@ -1145,7 +1145,7 @@
         </w:rPr>
         <w:t xml:space="preserve">برای مثال، همان‌طور که در </w:t>
       </w:r>
-      <w:hyperlink w:history="1" r:id="rIdh4c92stbkd-wfuiflkfep">
+      <w:hyperlink w:history="1" r:id="rIdbdacsdrll0ctkecgmic9d">
         <w:r>
           <w:rPr>
             <w:rStyle w:val="Hyperlink"/>
@@ -2947,7 +2947,7 @@
         </w:rPr>
         <w:t xml:space="preserve">اگر در تشخیص سری کنترلر تردید دارید، </w:t>
       </w:r>
-      <w:hyperlink w:history="1" r:id="rIdoox5nea-8bztlskjhgomm">
+      <w:hyperlink w:history="1" r:id="rIdvq-kgs-mj1cah_byv-yno">
         <w:r>
           <w:rPr>
             <w:rStyle w:val="Hyperlink"/>
@@ -2969,7 +2969,7 @@
         </w:rPr>
         <w:t xml:space="preserve"> و </w:t>
       </w:r>
-      <w:hyperlink w:history="1" r:id="rId2ytfatnmr2ra_w8jpj_wc">
+      <w:hyperlink w:history="1" r:id="rIdcffublhu7_7noha0rp-he">
         <w:r>
           <w:rPr>
             <w:rStyle w:val="Hyperlink"/>
@@ -3271,7 +3271,7 @@
         </w:rPr>
         <w:t xml:space="preserve">برای شروع، به </w:t>
       </w:r>
-      <w:hyperlink w:history="1" r:id="rIdenijmio3qap46gjbgbi1y">
+      <w:hyperlink w:history="1" r:id="rIdnvip1selreh0dc2_8btb9">
         <w:r>
           <w:rPr>
             <w:rStyle w:val="Hyperlink"/>
@@ -3293,7 +3293,7 @@
         </w:rPr>
         <w:t xml:space="preserve"> بروید و برند کنترلر خود را انتخاب کنید. اگر کنترلر فانوک دارید، مستقیم به </w:t>
       </w:r>
-      <w:hyperlink w:history="1" r:id="rIdwcd8zd1nwdby8b9pen89e">
+      <w:hyperlink w:history="1" r:id="rIdoeaeexnwyx5sp_tuvzmjp">
         <w:r>
           <w:rPr>
             <w:rStyle w:val="Hyperlink"/>
@@ -4378,7 +4378,7 @@
         </w:rPr>
         <w:t xml:space="preserve">برای دسترسی سریع به دفترچه‌های کنترلرهای رایج بر اساس سری و مدل، </w:t>
       </w:r>
-      <w:hyperlink w:history="1" r:id="rId2u4oxxqz2wnucedocbz_6">
+      <w:hyperlink w:history="1" r:id="rIdrxfxqhyflmuxm4btrspcc">
         <w:r>
           <w:rPr>
             <w:rStyle w:val="Hyperlink"/>
